--- a/amaal/cronogramas/Cronograma_Administracion_Semana6_IUTECP.docx
+++ b/amaal/cronogramas/Cronograma_Administracion_Semana6_IUTECP.docx
@@ -133,7 +133,7 @@
           <w:rFonts w:ascii="Times New Roman" w:hAnsi="Times New Roman"/>
           <w:sz w:val="24"/>
         </w:rPr>
-        <w:t>Amaal [Apellido] |  C.I.: [Cédula]</w:t>
+        <w:t>Alrifaaie Amaal |  C.I.: 31.985.792</w:t>
       </w:r>
     </w:p>
     <w:p/>
@@ -838,7 +838,7 @@
               </w:rPr>
               <w:t>Firma del Pasante:</w:t>
               <w:br/>
-              <w:t>Amaal [Apellido] |  C.I.: [Cédula]</w:t>
+              <w:t>Alrifaaie Amaal |  C.I.: 31.985.792</w:t>
             </w:r>
           </w:p>
         </w:tc>

--- a/amaal/cronogramas/Cronograma_Administracion_Semana6_IUTECP.docx
+++ b/amaal/cronogramas/Cronograma_Administracion_Semana6_IUTECP.docx
@@ -134,6 +134,26 @@
           <w:sz w:val="24"/>
         </w:rPr>
         <w:t>Alrifaaie Amaal |  C.I.: 31.985.792</w:t>
+      </w:r>
+    </w:p>
+    <w:p>
+      <w:pPr>
+        <w:spacing w:line="276" w:lineRule="auto" w:after="40"/>
+      </w:pPr>
+      <w:r>
+        <w:rPr>
+          <w:rFonts w:ascii="Times New Roman" w:hAnsi="Times New Roman"/>
+          <w:b/>
+          <w:sz w:val="24"/>
+        </w:rPr>
+        <w:t xml:space="preserve">TUTOR INDUSTRIAL: </w:t>
+      </w:r>
+      <w:r>
+        <w:rPr>
+          <w:rFonts w:ascii="Times New Roman" w:hAnsi="Times New Roman"/>
+          <w:sz w:val="24"/>
+        </w:rPr>
+        <w:t>Lenny Mata  |  C.I.: 8969750</w:t>
       </w:r>
     </w:p>
     <w:p/>
@@ -770,6 +790,67 @@
         <w:t>La pasante brinda un valioso apoyo en el archivo y control diario. Demuestra alto compromiso con el cumplimiento de las tareas operativas asignadas.</w:t>
       </w:r>
     </w:p>
+    <w:p>
+      <w:pPr>
+        <w:spacing w:line="360" w:lineRule="auto"/>
+      </w:pPr>
+      <w:r>
+        <w:rPr>
+          <w:rFonts w:ascii="Times New Roman" w:hAnsi="Times New Roman"/>
+          <w:i/>
+          <w:sz w:val="22"/>
+        </w:rPr>
+        <w:t>(Espacio reservado para la evaluación cualitativa del tutor sobre control de procesos, puntualidad, manejo de solicitudes y cumplimiento de directrices contables)</w:t>
+      </w:r>
+    </w:p>
+    <w:p>
+      <w:pPr>
+        <w:spacing w:before="160" w:after="0"/>
+      </w:pPr>
+      <w:r>
+        <w:rPr>
+          <w:rFonts w:ascii="Times New Roman" w:hAnsi="Times New Roman"/>
+          <w:b/>
+        </w:rPr>
+        <w:t>___________________________________________________________________________</w:t>
+      </w:r>
+    </w:p>
+    <w:p>
+      <w:pPr>
+        <w:spacing w:before="160" w:after="0"/>
+      </w:pPr>
+      <w:r>
+        <w:rPr>
+          <w:rFonts w:ascii="Times New Roman" w:hAnsi="Times New Roman"/>
+          <w:b/>
+        </w:rPr>
+        <w:t>___________________________________________________________________________</w:t>
+      </w:r>
+    </w:p>
+    <w:p>
+      <w:pPr>
+        <w:spacing w:before="160" w:after="0"/>
+      </w:pPr>
+      <w:r>
+        <w:rPr>
+          <w:rFonts w:ascii="Times New Roman" w:hAnsi="Times New Roman"/>
+          <w:b/>
+        </w:rPr>
+        <w:t>___________________________________________________________________________</w:t>
+      </w:r>
+    </w:p>
+    <w:p>
+      <w:pPr>
+        <w:spacing w:before="160" w:after="0"/>
+      </w:pPr>
+      <w:r>
+        <w:rPr>
+          <w:rFonts w:ascii="Times New Roman" w:hAnsi="Times New Roman"/>
+          <w:b/>
+        </w:rPr>
+        <w:t>___________________________________________________________________________</w:t>
+      </w:r>
+    </w:p>
     <w:p/>
     <w:p/>
     <w:tbl>
@@ -814,8 +895,23 @@
         <w:tc>
           <w:tcPr>
             <w:tcW w:type="dxa" w:w="4139"/>
+            <w:vAlign w:val="center"/>
           </w:tcPr>
-          <w:p/>
+          <w:p>
+            <w:pPr>
+              <w:spacing w:line="240" w:lineRule="auto" w:before="80" w:after="80"/>
+              <w:jc w:val="center"/>
+            </w:pPr>
+            <w:r/>
+            <w:r>
+              <w:rPr>
+                <w:rFonts w:ascii="Times New Roman" w:hAnsi="Times New Roman"/>
+                <w:b w:val="0"/>
+                <w:sz w:val="24"/>
+              </w:rPr>
+              <w:t>_________________________</w:t>
+            </w:r>
+          </w:p>
         </w:tc>
       </w:tr>
       <w:tr>
@@ -845,12 +941,43 @@
         <w:tc>
           <w:tcPr>
             <w:tcW w:type="dxa" w:w="4139"/>
+            <w:vAlign w:val="center"/>
           </w:tcPr>
-          <w:p/>
+          <w:p>
+            <w:pPr>
+              <w:spacing w:line="240" w:lineRule="auto" w:before="80" w:after="80"/>
+              <w:jc w:val="center"/>
+            </w:pPr>
+            <w:r/>
+            <w:r>
+              <w:rPr>
+                <w:rFonts w:ascii="Times New Roman" w:hAnsi="Times New Roman"/>
+                <w:b w:val="0"/>
+                <w:sz w:val="18"/>
+              </w:rPr>
+              <w:t>Firma del Tutor Industrial:</w:t>
+              <w:br/>
+              <w:t>Lenny Mata  |  C.I.: 8969750</w:t>
+            </w:r>
+          </w:p>
         </w:tc>
       </w:tr>
     </w:tbl>
     <w:p/>
+    <w:p>
+      <w:pPr>
+        <w:spacing w:before="240"/>
+        <w:jc w:val="center"/>
+      </w:pPr>
+      <w:r>
+        <w:rPr>
+          <w:rFonts w:ascii="Times New Roman" w:hAnsi="Times New Roman"/>
+          <w:b/>
+          <w:sz w:val="20"/>
+        </w:rPr>
+        <w:t>SELLO DE LA EMPRESA</w:t>
+      </w:r>
+    </w:p>
     <w:sectPr>
       <w:pgSz w:w="12240" w:h="15840"/>
       <w:pgMar w:top="1701" w:right="1701" w:bottom="1701" w:left="2268" w:header="720" w:footer="720" w:gutter="0"/>

--- a/amaal/cronogramas/Cronograma_Administracion_Semana6_IUTECP.docx
+++ b/amaal/cronogramas/Cronograma_Administracion_Semana6_IUTECP.docx
@@ -874,42 +874,90 @@
         <w:tc>
           <w:tcPr>
             <w:tcW w:type="dxa" w:w="4133"/>
-            <w:vAlign w:val="center"/>
           </w:tcPr>
           <w:p>
             <w:pPr>
-              <w:spacing w:line="240" w:lineRule="auto" w:before="80" w:after="80"/>
               <w:jc w:val="center"/>
             </w:pPr>
             <w:r/>
             <w:r>
-              <w:rPr>
-                <w:rFonts w:ascii="Times New Roman" w:hAnsi="Times New Roman"/>
-                <w:b w:val="0"/>
-                <w:sz w:val="24"/>
-              </w:rPr>
-              <w:t>_________________________</w:t>
+              <w:drawing>
+                <wp:inline xmlns:a="http://schemas.openxmlformats.org/drawingml/2006/main" xmlns:pic="http://schemas.openxmlformats.org/drawingml/2006/picture">
+                  <wp:extent cx="1260000" cy="641739"/>
+                  <wp:docPr id="1" name="Picture 1"/>
+                  <wp:cNvGraphicFramePr>
+                    <a:graphicFrameLocks noChangeAspect="1"/>
+                  </wp:cNvGraphicFramePr>
+                  <a:graphic>
+                    <a:graphicData uri="http://schemas.openxmlformats.org/drawingml/2006/picture">
+                      <pic:pic>
+                        <pic:nvPicPr>
+                          <pic:cNvPr id="0" name="firma_amaal.png"/>
+                          <pic:cNvPicPr/>
+                        </pic:nvPicPr>
+                        <pic:blipFill>
+                          <a:blip r:embed="rId9"/>
+                          <a:stretch>
+                            <a:fillRect/>
+                          </a:stretch>
+                        </pic:blipFill>
+                        <pic:spPr>
+                          <a:xfrm>
+                            <a:off x="0" y="0"/>
+                            <a:ext cx="1260000" cy="641739"/>
+                          </a:xfrm>
+                          <a:prstGeom prst="rect"/>
+                        </pic:spPr>
+                      </pic:pic>
+                    </a:graphicData>
+                  </a:graphic>
+                </wp:inline>
+              </w:drawing>
             </w:r>
           </w:p>
         </w:tc>
         <w:tc>
           <w:tcPr>
             <w:tcW w:type="dxa" w:w="4139"/>
-            <w:vAlign w:val="center"/>
           </w:tcPr>
           <w:p>
             <w:pPr>
-              <w:spacing w:line="240" w:lineRule="auto" w:before="80" w:after="80"/>
               <w:jc w:val="center"/>
             </w:pPr>
             <w:r/>
             <w:r>
-              <w:rPr>
-                <w:rFonts w:ascii="Times New Roman" w:hAnsi="Times New Roman"/>
-                <w:b w:val="0"/>
-                <w:sz w:val="24"/>
-              </w:rPr>
-              <w:t>_________________________</w:t>
+              <w:drawing>
+                <wp:inline xmlns:a="http://schemas.openxmlformats.org/drawingml/2006/main" xmlns:pic="http://schemas.openxmlformats.org/drawingml/2006/picture">
+                  <wp:extent cx="1260000" cy="493427"/>
+                  <wp:docPr id="2" name="Picture 2"/>
+                  <wp:cNvGraphicFramePr>
+                    <a:graphicFrameLocks noChangeAspect="1"/>
+                  </wp:cNvGraphicFramePr>
+                  <a:graphic>
+                    <a:graphicData uri="http://schemas.openxmlformats.org/drawingml/2006/picture">
+                      <pic:pic>
+                        <pic:nvPicPr>
+                          <pic:cNvPr id="0" name="firma_tutor_amaal.png"/>
+                          <pic:cNvPicPr/>
+                        </pic:nvPicPr>
+                        <pic:blipFill>
+                          <a:blip r:embed="rId10"/>
+                          <a:stretch>
+                            <a:fillRect/>
+                          </a:stretch>
+                        </pic:blipFill>
+                        <pic:spPr>
+                          <a:xfrm>
+                            <a:off x="0" y="0"/>
+                            <a:ext cx="1260000" cy="493427"/>
+                          </a:xfrm>
+                          <a:prstGeom prst="rect"/>
+                        </pic:spPr>
+                      </pic:pic>
+                    </a:graphicData>
+                  </a:graphic>
+                </wp:inline>
+              </w:drawing>
             </w:r>
           </w:p>
         </w:tc>
@@ -970,12 +1018,38 @@
         <w:jc w:val="center"/>
       </w:pPr>
       <w:r>
-        <w:rPr>
-          <w:rFonts w:ascii="Times New Roman" w:hAnsi="Times New Roman"/>
-          <w:b/>
-          <w:sz w:val="20"/>
-        </w:rPr>
-        <w:t>SELLO DE LA EMPRESA</w:t>
+        <w:drawing>
+          <wp:inline xmlns:a="http://schemas.openxmlformats.org/drawingml/2006/main" xmlns:pic="http://schemas.openxmlformats.org/drawingml/2006/picture">
+            <wp:extent cx="1440000" cy="587203"/>
+            <wp:docPr id="3" name="Picture 3"/>
+            <wp:cNvGraphicFramePr>
+              <a:graphicFrameLocks noChangeAspect="1"/>
+            </wp:cNvGraphicFramePr>
+            <a:graphic>
+              <a:graphicData uri="http://schemas.openxmlformats.org/drawingml/2006/picture">
+                <pic:pic>
+                  <pic:nvPicPr>
+                    <pic:cNvPr id="0" name="sello_amaal.png"/>
+                    <pic:cNvPicPr/>
+                  </pic:nvPicPr>
+                  <pic:blipFill>
+                    <a:blip r:embed="rId11"/>
+                    <a:stretch>
+                      <a:fillRect/>
+                    </a:stretch>
+                  </pic:blipFill>
+                  <pic:spPr>
+                    <a:xfrm>
+                      <a:off x="0" y="0"/>
+                      <a:ext cx="1440000" cy="587203"/>
+                    </a:xfrm>
+                    <a:prstGeom prst="rect"/>
+                  </pic:spPr>
+                </pic:pic>
+              </a:graphicData>
+            </a:graphic>
+          </wp:inline>
+        </w:drawing>
       </w:r>
     </w:p>
     <w:sectPr>

--- a/amaal/cronogramas/Cronograma_Administracion_Semana6_IUTECP.docx
+++ b/amaal/cronogramas/Cronograma_Administracion_Semana6_IUTECP.docx
@@ -181,7 +181,7 @@
           <w:b w:val="0"/>
           <w:sz w:val="24"/>
         </w:rPr>
-        <w:t>Concluir los aspectos teóricos del informe y ejecutar tareas de apoyo administrativo en el control diario de clientes.</w:t>
+        <w:t>Analizar el impacto de las deficiencias detectadas y consolidar las bases teóricas del informe.</w:t>
       </w:r>
     </w:p>
     <w:p/>
@@ -342,7 +342,7 @@
                 <w:b w:val="0"/>
                 <w:sz w:val="20"/>
               </w:rPr>
-              <w:t>Finalización del Marco Teórico</w:t>
+              <w:t>Procesamiento de pagos</w:t>
             </w:r>
           </w:p>
         </w:tc>
@@ -363,7 +363,7 @@
                 <w:b w:val="0"/>
                 <w:sz w:val="20"/>
               </w:rPr>
-              <w:t>Revisar la redacción y referencias bibliográficas de los conceptos administrativos de soporte.</w:t>
+              <w:t>Apoyar la conciliación y registro de pagos del período.</w:t>
             </w:r>
           </w:p>
         </w:tc>
@@ -384,7 +384,7 @@
                 <w:b w:val="0"/>
                 <w:sz w:val="20"/>
               </w:rPr>
-              <w:t>Word, PC de oficina</w:t>
+              <w:t>Comprobantes, hoja de cálculo</w:t>
             </w:r>
           </w:p>
         </w:tc>
@@ -428,7 +428,7 @@
                 <w:b w:val="0"/>
                 <w:sz w:val="20"/>
               </w:rPr>
-              <w:t>Control de facturas</w:t>
+              <w:t>Facturación</w:t>
             </w:r>
           </w:p>
         </w:tc>
@@ -449,7 +449,7 @@
                 <w:b w:val="0"/>
                 <w:sz w:val="20"/>
               </w:rPr>
-              <w:t>Apoyar en la verificación y conciliación de facturas de cobro de servicios mensuales con el listado de abonados.</w:t>
+              <w:t>Colaborar en la preparación y verificación de documentos de facturación.</w:t>
             </w:r>
           </w:p>
         </w:tc>
@@ -470,7 +470,7 @@
                 <w:b w:val="0"/>
                 <w:sz w:val="20"/>
               </w:rPr>
-              <w:t>Facturas, hojas de cálculo</w:t>
+              <w:t>Facturas, PC</w:t>
             </w:r>
           </w:p>
         </w:tc>
@@ -514,7 +514,7 @@
                 <w:b w:val="0"/>
                 <w:sz w:val="20"/>
               </w:rPr>
-              <w:t>Revisión de contratos</w:t>
+              <w:t>Seguimiento de casos</w:t>
             </w:r>
           </w:p>
         </w:tc>
@@ -535,7 +535,7 @@
                 <w:b w:val="0"/>
                 <w:sz w:val="20"/>
               </w:rPr>
-              <w:t>Colaborar en el cotejo de las firmas y recaudos de los contratos de servicio archivados durante la semana.</w:t>
+              <w:t>Revisar incidencias y solicitudes pendientes para comparar tiempos de atención.</w:t>
             </w:r>
           </w:p>
         </w:tc>
@@ -556,7 +556,7 @@
                 <w:b w:val="0"/>
                 <w:sz w:val="20"/>
               </w:rPr>
-              <w:t>Expedientes de clientes</w:t>
+              <w:t>Registros de casos</w:t>
             </w:r>
           </w:p>
         </w:tc>
@@ -600,7 +600,7 @@
                 <w:b w:val="0"/>
                 <w:sz w:val="20"/>
               </w:rPr>
-              <w:t>Atención telefónica</w:t>
+              <w:t>Análisis de impacto</w:t>
             </w:r>
           </w:p>
         </w:tc>
@@ -621,7 +621,7 @@
                 <w:b w:val="0"/>
                 <w:sz w:val="20"/>
               </w:rPr>
-              <w:t>Apoyar en la atención telefónica a suscriptores comerciales para registrar reportes administrativos y de cobros.</w:t>
+              <w:t>Relacionar los retrasos con problemas de trazabilidad y atención al suscriptor.</w:t>
             </w:r>
           </w:p>
         </w:tc>
@@ -642,7 +642,7 @@
                 <w:b w:val="0"/>
                 <w:sz w:val="20"/>
               </w:rPr>
-              <w:t>Teléfono de oficina, libreta</w:t>
+              <w:t>Hoja de cálculo, matriz de análisis</w:t>
             </w:r>
           </w:p>
         </w:tc>
@@ -686,7 +686,7 @@
                 <w:b w:val="0"/>
                 <w:sz w:val="20"/>
               </w:rPr>
-              <w:t>Organización del archivo</w:t>
+              <w:t>Marco teórico</w:t>
             </w:r>
           </w:p>
         </w:tc>
@@ -707,7 +707,7 @@
                 <w:b w:val="0"/>
                 <w:sz w:val="20"/>
               </w:rPr>
-              <w:t>Colaborar en el ordenamiento físico de los expedientes de clientes corporativos en los archivadores.</w:t>
+              <w:t>Completar y revisar las bases teóricas y referencias utilizadas.</w:t>
             </w:r>
           </w:p>
         </w:tc>
@@ -728,7 +728,7 @@
                 <w:b w:val="0"/>
                 <w:sz w:val="20"/>
               </w:rPr>
-              <w:t>Archivadores de metal, carpetas</w:t>
+              <w:t>Procesador de textos</w:t>
             </w:r>
           </w:p>
         </w:tc>
@@ -759,7 +759,7 @@
           <w:b w:val="0"/>
           <w:sz w:val="24"/>
         </w:rPr>
-        <w:t>Marco teórico consolidado y registro de asistencia y apoyo en las operaciones contables y de archivo del departamento.</w:t>
+        <w:t>Análisis de impacto y Capítulo III en versión preliminar.</w:t>
       </w:r>
     </w:p>
     <w:p/>
@@ -787,7 +787,6 @@
           <w:b w:val="0"/>
           <w:sz w:val="24"/>
         </w:rPr>
-        <w:t>La pasante brinda un valioso apoyo en el archivo y control diario. Demuestra alto compromiso con el cumplimiento de las tareas operativas asignadas.</w:t>
       </w:r>
     </w:p>
     <w:p>

--- a/amaal/cronogramas/Cronograma_Administracion_Semana6_IUTECP.docx
+++ b/amaal/cronogramas/Cronograma_Administracion_Semana6_IUTECP.docx
@@ -765,6 +765,7 @@
     <w:p/>
     <w:p>
       <w:pPr>
+        <w:keepNext/>
         <w:spacing w:after="80"/>
       </w:pPr>
       <w:r>
@@ -787,67 +788,7 @@
           <w:b w:val="0"/>
           <w:sz w:val="24"/>
         </w:rPr>
-      </w:r>
-    </w:p>
-    <w:p>
-      <w:pPr>
-        <w:spacing w:line="360" w:lineRule="auto"/>
-      </w:pPr>
-      <w:r>
-        <w:rPr>
-          <w:rFonts w:ascii="Times New Roman" w:hAnsi="Times New Roman"/>
-          <w:i/>
-          <w:sz w:val="22"/>
-        </w:rPr>
-        <w:t>(Espacio reservado para la evaluación cualitativa del tutor sobre control de procesos, puntualidad, manejo de solicitudes y cumplimiento de directrices contables)</w:t>
-      </w:r>
-    </w:p>
-    <w:p>
-      <w:pPr>
-        <w:spacing w:before="160" w:after="0"/>
-      </w:pPr>
-      <w:r>
-        <w:rPr>
-          <w:rFonts w:ascii="Times New Roman" w:hAnsi="Times New Roman"/>
-          <w:b/>
-        </w:rPr>
-        <w:t>___________________________________________________________________________</w:t>
-      </w:r>
-    </w:p>
-    <w:p>
-      <w:pPr>
-        <w:spacing w:before="160" w:after="0"/>
-      </w:pPr>
-      <w:r>
-        <w:rPr>
-          <w:rFonts w:ascii="Times New Roman" w:hAnsi="Times New Roman"/>
-          <w:b/>
-        </w:rPr>
-        <w:t>___________________________________________________________________________</w:t>
-      </w:r>
-    </w:p>
-    <w:p>
-      <w:pPr>
-        <w:spacing w:before="160" w:after="0"/>
-      </w:pPr>
-      <w:r>
-        <w:rPr>
-          <w:rFonts w:ascii="Times New Roman" w:hAnsi="Times New Roman"/>
-          <w:b/>
-        </w:rPr>
-        <w:t>___________________________________________________________________________</w:t>
-      </w:r>
-    </w:p>
-    <w:p>
-      <w:pPr>
-        <w:spacing w:before="160" w:after="0"/>
-      </w:pPr>
-      <w:r>
-        <w:rPr>
-          <w:rFonts w:ascii="Times New Roman" w:hAnsi="Times New Roman"/>
-          <w:b/>
-        </w:rPr>
-        <w:t>___________________________________________________________________________</w:t>
+        <w:t>La pasante desarrolló las actividades asignadas con responsabilidad, mostrando capacidad para relacionar las deficiencias identificadas con sus efectos sobre la trazabilidad y atención de las solicitudes, manteniendo además un buen desempeño en las labores administrativas.</w:t>
       </w:r>
     </w:p>
     <w:p/>

--- a/amaal/cronogramas/Cronograma_Administracion_Semana6_IUTECP.docx
+++ b/amaal/cronogramas/Cronograma_Administracion_Semana6_IUTECP.docx
@@ -153,7 +153,7 @@
           <w:rFonts w:ascii="Times New Roman" w:hAnsi="Times New Roman"/>
           <w:sz w:val="24"/>
         </w:rPr>
-        <w:t>Lenny Mata  |  C.I.: 8969750</w:t>
+        <w:t>Lic. Lenny Mata  |  C.I.: 8969750</w:t>
       </w:r>
     </w:p>
     <w:p/>
@@ -734,7 +734,27 @@
         </w:tc>
       </w:tr>
     </w:tbl>
-    <w:p/>
+    <w:p>
+      <w:pPr>
+        <w:spacing w:line="240" w:lineRule="auto" w:before="0" w:after="120"/>
+        <w:ind w:firstLine="0"/>
+      </w:pPr>
+      <w:r>
+        <w:rPr>
+          <w:rFonts w:ascii="Times New Roman" w:hAnsi="Times New Roman"/>
+          <w:i/>
+          <w:sz w:val="20"/>
+        </w:rPr>
+        <w:t xml:space="preserve">Fuente: </w:t>
+      </w:r>
+      <w:r>
+        <w:rPr>
+          <w:rFonts w:ascii="Times New Roman" w:hAnsi="Times New Roman"/>
+          <w:sz w:val="20"/>
+        </w:rPr>
+        <w:t>Alrifaai A. (2026).</w:t>
+      </w:r>
+    </w:p>
     <w:p>
       <w:pPr>
         <w:spacing w:after="80"/>
@@ -945,7 +965,7 @@
               </w:rPr>
               <w:t>Firma del Tutor Industrial:</w:t>
               <w:br/>
-              <w:t>Lenny Mata  |  C.I.: 8969750</w:t>
+              <w:t>Lic. Lenny Mata  |  C.I.: 8969750</w:t>
             </w:r>
           </w:p>
         </w:tc>

--- a/amaal/cronogramas/Cronograma_Administracion_Semana6_IUTECP.docx
+++ b/amaal/cronogramas/Cronograma_Administracion_Semana6_IUTECP.docx
@@ -133,7 +133,7 @@
           <w:rFonts w:ascii="Times New Roman" w:hAnsi="Times New Roman"/>
           <w:sz w:val="24"/>
         </w:rPr>
-        <w:t>Alrifaaie Amaal |  C.I.: 31.985.792</w:t>
+        <w:t>Alrifaai Alrifaaie, Amaal |  C.I.: 31.985.792</w:t>
       </w:r>
     </w:p>
     <w:p>
@@ -942,7 +942,7 @@
               </w:rPr>
               <w:t>Firma del Pasante:</w:t>
               <w:br/>
-              <w:t>Alrifaaie Amaal |  C.I.: 31.985.792</w:t>
+              <w:t>Alrifaai Alrifaaie, Amaal |  C.I.: 31.985.792</w:t>
             </w:r>
           </w:p>
         </w:tc>
